--- a/example/xzy/99docx_output/20260615_Plan0.docx
+++ b/example/xzy/99docx_output/20260615_Plan0.docx
@@ -19,6 +19,7 @@
       <w:tblPr>
         <w:tblStyle w:val="TableGrid"/>
         <w:tblW w:type="auto" w:w="0"/>
+        <w:jc w:val="center"/>
         <w:tblLayout w:type="fixed"/>
         <w:tblLook w:firstColumn="1" w:firstRow="1" w:lastColumn="0" w:lastRow="0" w:noHBand="0" w:noVBand="1" w:val="04A0"/>
       </w:tblPr>
@@ -31,6 +32,7 @@
         <w:tc>
           <w:tcPr>
             <w:tcW w:type="dxa" w:w="3264"/>
+            <w:vAlign w:val="top"/>
             <w:shd w:fill="EDEDED"/>
           </w:tcPr>
           <w:p>
@@ -55,6 +57,7 @@
         <w:tc>
           <w:tcPr>
             <w:tcW w:type="dxa" w:w="3264"/>
+            <w:vAlign w:val="top"/>
             <w:shd w:fill="EDEDED"/>
           </w:tcPr>
           <w:p>
@@ -79,6 +82,7 @@
         <w:tc>
           <w:tcPr>
             <w:tcW w:type="dxa" w:w="3264"/>
+            <w:vAlign w:val="top"/>
             <w:shd w:fill="EDEDED"/>
           </w:tcPr>
           <w:p>
@@ -105,6 +109,7 @@
         <w:tc>
           <w:tcPr>
             <w:tcW w:type="dxa" w:w="3264"/>
+            <w:vAlign w:val="top"/>
           </w:tcPr>
           <w:p>
             <w:pPr>
@@ -124,6 +129,7 @@
         <w:tc>
           <w:tcPr>
             <w:tcW w:type="dxa" w:w="3264"/>
+            <w:vAlign w:val="top"/>
           </w:tcPr>
           <w:p>
             <w:pPr>
@@ -143,6 +149,7 @@
         <w:tc>
           <w:tcPr>
             <w:tcW w:type="dxa" w:w="3264"/>
+            <w:vAlign w:val="top"/>
           </w:tcPr>
           <w:p>
             <w:pPr>
@@ -183,7 +190,7 @@
           <w:b w:val="0"/>
           <w:i w:val="0"/>
         </w:rPr>
-        <w:t>目前皓物仓业务依托聚水潭系统开展，为完成仓储体系迭代升级，后续需整体切换至自研云仓WMS体系。为保障正式切流工作平稳落地，规避线上业务风险，特启动</w:t>
+        <w:t>目前皓物仓业务依托聚水潭系统开展，为完成仓储体系迭代升级，后续需整体切换至自研云仓WMS体系。为保障后续验证工作平稳开展，规避线上业务风险，特启动</w:t>
       </w:r>
       <w:r>
         <w:rPr>
@@ -210,7 +217,7 @@
           <w:b w:val="0"/>
           <w:i w:val="0"/>
         </w:rPr>
-        <w:t>本阶段通过搭建小型专属测试仓储场景，依托标准化Mock测试数据+轻量化实物模拟的方式，完整校验自研云仓WMS核心功能的可用性、流程适配性，排查系统Bug、流程卡点及仓储适配问题，为阶段1正式初步切流筑牢基础。</w:t>
+        <w:t>本阶段限定在测试环境和隔离测试区域内，通过搭建小型专属测试仓储场景，依托标准化Mock测试数据+轻量化实物模拟的方式，完整校验自研云仓WMS核心功能的可用性、流程适配性，排查系统Bug、流程卡点及仓储适配问题，为阶段1进入生产环境验证提供基础。</w:t>
       </w:r>
     </w:p>
     <w:p>
@@ -250,7 +257,18 @@
           <w:b w:val="0"/>
           <w:i w:val="0"/>
         </w:rPr>
-        <w:t>，搭建标准化测试仓，基于Mock模拟数据+纸盒标签模拟实物的轻量化模式，完成自研云仓WMS入库、出库、盘点全流程业务闭环测试，验证系统基础功能与仓储实操流程的匹配度。</w:t>
+        <w:t>，搭建标准化测试仓，基于Mock模拟数据与纸盒/标签模拟实物的方式，在测试环境内验证自研云仓WMS的基础功能、核心作业流程与仓储实操匹配度。</w:t>
+      </w:r>
+    </w:p>
+    <w:p>
+      <w:pPr/>
+      <w:r>
+        <w:rPr>
+          <w:rFonts w:ascii="Calibri" w:hAnsi="Calibri" w:eastAsia="PingFang SC"/>
+          <w:b w:val="0"/>
+          <w:i w:val="0"/>
+        </w:rPr>
+        <w:t>阶段0的目标是发现系统功能缺陷、流程卡点和现场适配问题，为阶段1进入生产环境验证前提供问题清单、流程建议和配置优化依据。阶段0不涉及任何真实订单、真实库存、真实仓位或正式切流动作。</w:t>
       </w:r>
     </w:p>
     <w:p>
@@ -385,7 +403,7 @@
           <w:b w:val="0"/>
           <w:i w:val="0"/>
         </w:rPr>
-        <w:t>：全覆盖多业务场景，调拨入库覆盖3类核心场景、不少于6批次；人工出库不少于50笔、覆盖4类以上SKU组合；全流程盘点不少于2轮；所有场景均通过标准化Mock数据驱动，保证测试结果可落地、可参考，支撑后续正式切流</w:t>
+        <w:t>：全覆盖多业务场景，调拨入库覆盖3类核心场景、不少于6批次；人工出库不少于50笔、覆盖4类以上SKU组合；全流程盘点不少于2轮；所有场景均通过标准化Mock数据驱动，保证测试结果可落地、可参考，支撑后续阶段1生产环境验证准备</w:t>
       </w:r>
     </w:p>
     <w:p>
@@ -446,7 +464,7 @@
           <w:b w:val="0"/>
           <w:i w:val="0"/>
         </w:rPr>
-        <w:t>仅开展自研云仓WMS系统功能测试，包含场地搭建、库位管理、SKU Mock数据初始化、Mock调拨入库测试、Mock人工出库测试、全流程盘点测试六大核心环节。</w:t>
+        <w:t>仅开展自研云仓WMS测试环境下的功能测试，包含场地搭建、库位管理、SKU Mock数据初始化、Mock调拨入库测试、Mock人工出库测试、全流程盘点测试六大核心环节。</w:t>
       </w:r>
       <w:r>
         <w:rPr>
@@ -454,7 +472,7 @@
           <w:b/>
           <w:i w:val="0"/>
         </w:rPr>
-        <w:t>本阶段不涉及线上真实订单切换、不影响现有聚水潭正式业务流转</w:t>
+        <w:t>本阶段不涉及生产环境验证，不接入现网真实业务，不执行正式切流</w:t>
       </w:r>
       <w:r>
         <w:rPr>
@@ -550,7 +568,97 @@
           <w:b w:val="0"/>
           <w:i w:val="0"/>
         </w:rPr>
-        <w:t>本阶段为纯测试场景，无正式业务流量接入，无需制定线上应急切换、故障兜底方案，仅针对测试场景数据异常、系统Bug、作业流程卡点做优化整改。</w:t>
+        <w:t>本阶段为纯测试场景，仅在测试环境和隔离测试区域内执行，无正式业务流量接入，无需制定线上应急切换、故障兜底方案，仅针对测试场景数据异常、系统Bug、作业流程卡点做优化整改。</w:t>
+      </w:r>
+    </w:p>
+    <w:p>
+      <w:pPr>
+        <w:pStyle w:val="Heading3"/>
+      </w:pPr>
+      <w:r>
+        <w:rPr>
+          <w:rFonts w:ascii="Calibri" w:hAnsi="Calibri" w:eastAsia="PingFang SC"/>
+          <w:b w:val="0"/>
+          <w:i w:val="0"/>
+        </w:rPr>
+        <w:t>3.6 阶段0排除项</w:t>
+      </w:r>
+    </w:p>
+    <w:p>
+      <w:pPr/>
+      <w:r>
+        <w:rPr>
+          <w:rFonts w:ascii="Calibri" w:hAnsi="Calibri" w:eastAsia="PingFang SC"/>
+          <w:b w:val="0"/>
+          <w:i w:val="0"/>
+        </w:rPr>
+        <w:t>阶段0明确排除以下内容：</w:t>
+      </w:r>
+      <w:r>
+        <w:br/>
+      </w:r>
+      <w:r>
+        <w:rPr>
+          <w:rFonts w:ascii="Calibri" w:hAnsi="Calibri" w:eastAsia="PingFang SC"/>
+          <w:b w:val="0"/>
+          <w:i w:val="0"/>
+        </w:rPr>
+        <w:t>1. 真实订单处理</w:t>
+      </w:r>
+      <w:r>
+        <w:br/>
+      </w:r>
+      <w:r>
+        <w:rPr>
+          <w:rFonts w:ascii="Calibri" w:hAnsi="Calibri" w:eastAsia="PingFang SC"/>
+          <w:b w:val="0"/>
+          <w:i w:val="0"/>
+        </w:rPr>
+        <w:t>2. 真实库存和真实仓位操作</w:t>
+      </w:r>
+      <w:r>
+        <w:br/>
+      </w:r>
+      <w:r>
+        <w:rPr>
+          <w:rFonts w:ascii="Calibri" w:hAnsi="Calibri" w:eastAsia="PingFang SC"/>
+          <w:b w:val="0"/>
+          <w:i w:val="0"/>
+        </w:rPr>
+        <w:t>3. 生产环境验证</w:t>
+      </w:r>
+      <w:r>
+        <w:br/>
+      </w:r>
+      <w:r>
+        <w:rPr>
+          <w:rFonts w:ascii="Calibri" w:hAnsi="Calibri" w:eastAsia="PingFang SC"/>
+          <w:b w:val="0"/>
+          <w:i w:val="0"/>
+        </w:rPr>
+        <w:t>4. 正式切流和切换量评估</w:t>
+      </w:r>
+      <w:r>
+        <w:br/>
+      </w:r>
+      <w:r>
+        <w:rPr>
+          <w:rFonts w:ascii="Calibri" w:hAnsi="Calibri" w:eastAsia="PingFang SC"/>
+          <w:b w:val="0"/>
+          <w:i w:val="0"/>
+        </w:rPr>
+        <w:t>5. 线上应急回滚和生产兜底演练</w:t>
+      </w:r>
+      <w:r>
+        <w:br/>
+      </w:r>
+      <w:r>
+        <w:rPr>
+          <w:rFonts w:ascii="Calibri" w:hAnsi="Calibri" w:eastAsia="PingFang SC"/>
+          <w:b w:val="0"/>
+          <w:i w:val="0"/>
+        </w:rPr>
+        <w:t>6. 真实商品上架、出库和履约</w:t>
       </w:r>
     </w:p>
     <w:p>
@@ -1553,7 +1661,7 @@
           <w:b w:val="0"/>
           <w:i w:val="0"/>
         </w:rPr>
-        <w:t>场地对接负责人1名：负责测试场地协调、规划、审批落地</w:t>
+        <w:t>场地/项目协调人1名：负责测试场地协调、规划、审批落地，非全程驻场</w:t>
       </w:r>
     </w:p>
     <w:p>
@@ -1566,7 +1674,7 @@
           <w:b w:val="0"/>
           <w:i w:val="0"/>
         </w:rPr>
-        <w:t>仓储作业人员2-3名：负责模拟货品上架、拣货、出库、盘点实操</w:t>
+        <w:t>仓储作业人员1-2名：负责模拟货品上架、拣货、出库、盘点实操</w:t>
       </w:r>
     </w:p>
     <w:p>
@@ -1600,7 +1708,7 @@
           <w:b w:val="0"/>
           <w:i w:val="0"/>
         </w:rPr>
-        <w:t>货主对接人员2名：配合完成Mock货主数据标准化配置</w:t>
+        <w:t>货主对接人员按需参与：用于Mock货主数据确认和验收，不作为固定驻场编制</w:t>
       </w:r>
     </w:p>
     <w:p>
@@ -1668,18 +1776,20 @@
       <w:tblPr>
         <w:tblStyle w:val="TableGrid"/>
         <w:tblW w:type="auto" w:w="0"/>
+        <w:jc w:val="center"/>
         <w:tblLayout w:type="fixed"/>
         <w:tblLook w:firstColumn="1" w:firstRow="1" w:lastColumn="0" w:lastRow="0" w:noHBand="0" w:noVBand="1" w:val="04A0"/>
       </w:tblPr>
       <w:tblGrid>
-        <w:gridCol w:w="3264"/>
-        <w:gridCol w:w="3264"/>
-        <w:gridCol w:w="3264"/>
+        <w:gridCol w:w="2936"/>
+        <w:gridCol w:w="2936"/>
+        <w:gridCol w:w="3920"/>
       </w:tblGrid>
       <w:tr>
         <w:tc>
           <w:tcPr>
-            <w:tcW w:type="dxa" w:w="3264"/>
+            <w:tcW w:type="dxa" w:w="2936"/>
+            <w:vAlign w:val="top"/>
             <w:shd w:fill="EDEDED"/>
           </w:tcPr>
           <w:p>
@@ -1703,7 +1813,8 @@
         </w:tc>
         <w:tc>
           <w:tcPr>
-            <w:tcW w:type="dxa" w:w="3264"/>
+            <w:tcW w:type="dxa" w:w="2936"/>
+            <w:vAlign w:val="top"/>
             <w:shd w:fill="EDEDED"/>
           </w:tcPr>
           <w:p>
@@ -1727,7 +1838,8 @@
         </w:tc>
         <w:tc>
           <w:tcPr>
-            <w:tcW w:type="dxa" w:w="3264"/>
+            <w:tcW w:type="dxa" w:w="3920"/>
+            <w:vAlign w:val="top"/>
             <w:shd w:fill="EDEDED"/>
           </w:tcPr>
           <w:p>
@@ -1753,7 +1865,8 @@
       <w:tr>
         <w:tc>
           <w:tcPr>
-            <w:tcW w:type="dxa" w:w="3264"/>
+            <w:tcW w:type="dxa" w:w="2936"/>
+            <w:vAlign w:val="top"/>
           </w:tcPr>
           <w:p>
             <w:pPr>
@@ -1772,7 +1885,8 @@
         </w:tc>
         <w:tc>
           <w:tcPr>
-            <w:tcW w:type="dxa" w:w="3264"/>
+            <w:tcW w:type="dxa" w:w="2936"/>
+            <w:vAlign w:val="top"/>
           </w:tcPr>
           <w:p>
             <w:pPr>
@@ -1791,7 +1905,8 @@
         </w:tc>
         <w:tc>
           <w:tcPr>
-            <w:tcW w:type="dxa" w:w="3264"/>
+            <w:tcW w:type="dxa" w:w="3920"/>
+            <w:vAlign w:val="top"/>
           </w:tcPr>
           <w:p>
             <w:pPr>
@@ -1812,7 +1927,8 @@
       <w:tr>
         <w:tc>
           <w:tcPr>
-            <w:tcW w:type="dxa" w:w="3264"/>
+            <w:tcW w:type="dxa" w:w="2936"/>
+            <w:vAlign w:val="top"/>
           </w:tcPr>
           <w:p>
             <w:pPr>
@@ -1831,7 +1947,8 @@
         </w:tc>
         <w:tc>
           <w:tcPr>
-            <w:tcW w:type="dxa" w:w="3264"/>
+            <w:tcW w:type="dxa" w:w="2936"/>
+            <w:vAlign w:val="top"/>
           </w:tcPr>
           <w:p>
             <w:pPr>
@@ -1850,7 +1967,8 @@
         </w:tc>
         <w:tc>
           <w:tcPr>
-            <w:tcW w:type="dxa" w:w="3264"/>
+            <w:tcW w:type="dxa" w:w="3920"/>
+            <w:vAlign w:val="top"/>
           </w:tcPr>
           <w:p>
             <w:pPr>
@@ -1871,7 +1989,8 @@
       <w:tr>
         <w:tc>
           <w:tcPr>
-            <w:tcW w:type="dxa" w:w="3264"/>
+            <w:tcW w:type="dxa" w:w="2936"/>
+            <w:vAlign w:val="top"/>
           </w:tcPr>
           <w:p>
             <w:pPr>
@@ -1890,7 +2009,8 @@
         </w:tc>
         <w:tc>
           <w:tcPr>
-            <w:tcW w:type="dxa" w:w="3264"/>
+            <w:tcW w:type="dxa" w:w="2936"/>
+            <w:vAlign w:val="top"/>
           </w:tcPr>
           <w:p>
             <w:pPr>
@@ -1909,7 +2029,8 @@
         </w:tc>
         <w:tc>
           <w:tcPr>
-            <w:tcW w:type="dxa" w:w="3264"/>
+            <w:tcW w:type="dxa" w:w="3920"/>
+            <w:vAlign w:val="top"/>
           </w:tcPr>
           <w:p>
             <w:pPr>
@@ -1930,7 +2051,8 @@
       <w:tr>
         <w:tc>
           <w:tcPr>
-            <w:tcW w:type="dxa" w:w="3264"/>
+            <w:tcW w:type="dxa" w:w="2936"/>
+            <w:vAlign w:val="top"/>
           </w:tcPr>
           <w:p>
             <w:pPr>
@@ -1949,7 +2071,8 @@
         </w:tc>
         <w:tc>
           <w:tcPr>
-            <w:tcW w:type="dxa" w:w="3264"/>
+            <w:tcW w:type="dxa" w:w="2936"/>
+            <w:vAlign w:val="top"/>
           </w:tcPr>
           <w:p>
             <w:pPr>
@@ -1968,7 +2091,8 @@
         </w:tc>
         <w:tc>
           <w:tcPr>
-            <w:tcW w:type="dxa" w:w="3264"/>
+            <w:tcW w:type="dxa" w:w="3920"/>
+            <w:vAlign w:val="top"/>
           </w:tcPr>
           <w:p>
             <w:pPr>
@@ -1989,7 +2113,8 @@
       <w:tr>
         <w:tc>
           <w:tcPr>
-            <w:tcW w:type="dxa" w:w="3264"/>
+            <w:tcW w:type="dxa" w:w="2936"/>
+            <w:vAlign w:val="top"/>
           </w:tcPr>
           <w:p>
             <w:pPr>
@@ -2008,7 +2133,8 @@
         </w:tc>
         <w:tc>
           <w:tcPr>
-            <w:tcW w:type="dxa" w:w="3264"/>
+            <w:tcW w:type="dxa" w:w="2936"/>
+            <w:vAlign w:val="top"/>
           </w:tcPr>
           <w:p>
             <w:pPr>
@@ -2027,7 +2153,8 @@
         </w:tc>
         <w:tc>
           <w:tcPr>
-            <w:tcW w:type="dxa" w:w="3264"/>
+            <w:tcW w:type="dxa" w:w="3920"/>
+            <w:vAlign w:val="top"/>
           </w:tcPr>
           <w:p>
             <w:pPr>
@@ -2048,7 +2175,8 @@
       <w:tr>
         <w:tc>
           <w:tcPr>
-            <w:tcW w:type="dxa" w:w="3264"/>
+            <w:tcW w:type="dxa" w:w="2936"/>
+            <w:vAlign w:val="top"/>
           </w:tcPr>
           <w:p>
             <w:pPr>
@@ -2067,7 +2195,8 @@
         </w:tc>
         <w:tc>
           <w:tcPr>
-            <w:tcW w:type="dxa" w:w="3264"/>
+            <w:tcW w:type="dxa" w:w="2936"/>
+            <w:vAlign w:val="top"/>
           </w:tcPr>
           <w:p>
             <w:pPr>
@@ -2086,7 +2215,8 @@
         </w:tc>
         <w:tc>
           <w:tcPr>
-            <w:tcW w:type="dxa" w:w="3264"/>
+            <w:tcW w:type="dxa" w:w="3920"/>
+            <w:vAlign w:val="top"/>
           </w:tcPr>
           <w:p>
             <w:pPr>
@@ -2181,7 +2311,7 @@
           <w:b w:val="0"/>
           <w:i w:val="0"/>
         </w:rPr>
-        <w:t>WMS全流程功能运转正常，无功能性Bug，数据同步准确，自动化链路流转顺畅；</w:t>
+        <w:t>WMS测试环境功能运转正常，无功能性Bug，数据同步准确，自动化链路流转顺畅；</w:t>
       </w:r>
     </w:p>
     <w:p>
@@ -2194,7 +2324,7 @@
           <w:b w:val="0"/>
           <w:i w:val="0"/>
         </w:rPr>
-        <w:t>所有测试流程闭环、可追溯，完全满足阶段1切流前置验证要求。</w:t>
+        <w:t>所有测试流程闭环、可追溯，输出阶段0问题清单、整改建议和阶段1验证建议。</w:t>
       </w:r>
     </w:p>
     <w:p>
@@ -2325,7 +2455,7 @@
           <w:b w:val="0"/>
           <w:i w:val="0"/>
         </w:rPr>
-        <w:t>的前置验证环节，所有测试数据、场景覆盖、流程经验、系统优化问题，将作为阶段1正式切流的核心依据。测试完成后输出专项总结，梳理系统适配优化点、作业规范标准，支撑皓物仓从聚水潭顺利切换至自研云仓WMS体系。</w:t>
+        <w:t>的前置验证环节，限定在测试环境和隔离测试区域内执行，所有测试数据、场景覆盖、流程经验、系统优化问题，将作为阶段1进入生产环境验证的核心依据。测试完成后输出专项总结，梳理系统适配优化点、作业规范标准，支撑后续阶段切换工作。</w:t>
       </w:r>
     </w:p>
     <w:p>
